--- a/pr-preview/pr-92/variance-covariance.docx
+++ b/pr-preview/pr-92/variance-covariance.docx
@@ -15,7 +15,7 @@
         <w:pStyle w:val="Date"/>
       </w:pPr>
       <w:r>
-        <w:t xml:space="preserve">Last modified: 2026-10-09 11:32:26 (PDT)</w:t>
+        <w:t xml:space="preserve">Last modified: 2026-10-09 11:45:43 (PDT)</w:t>
       </w:r>
     </w:p>
     <w:bookmarkStart w:id="25" w:name="sec-deviation"/>
@@ -49520,7 +49520,7 @@
         <w:rPr>
           <w:rStyle w:val="NormalTok"/>
         </w:rPr>
-        <w:t xml:space="preserve">ggplot2</w:t>
+        <w:t xml:space="preserve">tibble</w:t>
       </w:r>
       <w:r>
         <w:rPr>
@@ -49532,13 +49532,28 @@
         <w:rPr>
           <w:rStyle w:val="FunctionTok"/>
         </w:rPr>
-        <w:t xml:space="preserve">ggplot</w:t>
+        <w:t xml:space="preserve">tibble</w:t>
       </w:r>
       <w:r>
         <w:rPr>
           <w:rStyle w:val="NormalTok"/>
         </w:rPr>
-        <w:t xml:space="preserve">(tibble</w:t>
+        <w:t xml:space="preserve">(x, y) </w:t>
+      </w:r>
+      <w:r>
+        <w:rPr>
+          <w:rStyle w:val="SpecialCharTok"/>
+        </w:rPr>
+        <w:t xml:space="preserve">|&gt;</w:t>
+      </w:r>
+      <w:r>
+        <w:br/>
+      </w:r>
+      <w:r>
+        <w:rPr>
+          <w:rStyle w:val="NormalTok"/>
+        </w:rPr>
+        <w:t xml:space="preserve">  ggplot2</w:t>
       </w:r>
       <w:r>
         <w:rPr>
@@ -49550,13 +49565,13 @@
         <w:rPr>
           <w:rStyle w:val="FunctionTok"/>
         </w:rPr>
-        <w:t xml:space="preserve">tibble</w:t>
+        <w:t xml:space="preserve">ggplot</w:t>
       </w:r>
       <w:r>
         <w:rPr>
           <w:rStyle w:val="NormalTok"/>
         </w:rPr>
-        <w:t xml:space="preserve">(x, y), ggplot2</w:t>
+        <w:t xml:space="preserve">(ggplot2</w:t>
       </w:r>
       <w:r>
         <w:rPr>
